--- a/ste_price_justification.docx
+++ b/ste_price_justification.docx
@@ -897,33 +897,12 @@
                 <w:lang w:val="en-US"/>
               </w:rPr>
             </w:pPr>
-            <w:proofErr w:type="gramStart"/>
             <w:r>
               <w:rPr>
                 <w:szCs w:val="22"/>
                 <w:lang w:val="en-US"/>
               </w:rPr>
               <w:t>38499393</w:t>
-            </w:r>
-            <w:r>
-              <w:rPr>
-                <w:szCs w:val="22"/>
-              </w:rPr>
-            </w:r>
-            <w:proofErr w:type="spellStart"/>
-            <w:r>
-              <w:rPr>
-                <w:szCs w:val="22"/>
-                <w:lang w:val="en-US"/>
-              </w:rPr>
-            </w:r>
-            <w:proofErr w:type="spellEnd"/>
-            <w:proofErr w:type="gramEnd"/>
-            <w:r>
-              <w:rPr>
-                <w:szCs w:val="22"/>
-                <w:lang w:val="en-US"/>
-              </w:rPr>
             </w:r>
           </w:p>
         </w:tc>
@@ -946,7 +925,15 @@
                 <w:szCs w:val="22"/>
                 <w:lang w:val="en-US"/>
               </w:rPr>
-              <w:t>Медеран пор. лиофил. д/приг. р-ра д/инъекц. и инф. 50 мг фл/в компл. с р-лем №1х1 Meone HealthCare Pvt.Ltd Индия</w:t>
+              <w:t xml:space="preserve">Медеран пор. лиофил. </w:t>
+            </w:r>
+            <w:r>
+              <w:rPr>
+                <w:szCs w:val="22"/>
+                <w:lang w:val="en-US"/>
+              </w:rPr>
+              <w:lastRenderedPageBreak/>
+              <w:t xml:space="preserve">д/приг. р-ра д/инъекц. и инф. 50 мг фл/в компл. с р-лем №1х1 Meone HealthCare </w:t>
             </w:r>
             <w:proofErr w:type="spellStart"/>
             <w:r>
@@ -954,6 +941,7 @@
                 <w:szCs w:val="22"/>
                 <w:lang w:val="en-US"/>
               </w:rPr>
+              <w:t>Pvt.Ltd</w:t>
             </w:r>
             <w:proofErr w:type="spellEnd"/>
             <w:r>
@@ -961,7 +949,17 @@
                 <w:szCs w:val="22"/>
                 <w:lang w:val="en-US"/>
               </w:rPr>
-            </w:r>
+              <w:t xml:space="preserve"> </w:t>
+            </w:r>
+            <w:proofErr w:type="spellStart"/>
+            <w:r>
+              <w:rPr>
+                <w:szCs w:val="22"/>
+                <w:lang w:val="en-US"/>
+              </w:rPr>
+              <w:t>Индия</w:t>
+            </w:r>
+            <w:proofErr w:type="spellEnd"/>
           </w:p>
         </w:tc>
         <w:tc>
@@ -983,21 +981,8 @@
                 <w:szCs w:val="22"/>
                 <w:lang w:val="en-US"/>
               </w:rPr>
+              <w:lastRenderedPageBreak/>
               <w:t>205604468</w:t>
-            </w:r>
-            <w:proofErr w:type="spellStart"/>
-            <w:r>
-              <w:rPr>
-                <w:szCs w:val="22"/>
-                <w:lang w:val="en-US"/>
-              </w:rPr>
-            </w:r>
-            <w:proofErr w:type="spellEnd"/>
-            <w:r>
-              <w:rPr>
-                <w:szCs w:val="22"/>
-                <w:lang w:val="en-US"/>
-              </w:rPr>
             </w:r>
           </w:p>
         </w:tc>
@@ -1022,20 +1007,6 @@
               </w:rPr>
               <w:t>13.01.2025</w:t>
             </w:r>
-            <w:proofErr w:type="spellStart"/>
-            <w:r>
-              <w:rPr>
-                <w:szCs w:val="22"/>
-                <w:lang w:val="en-US"/>
-              </w:rPr>
-            </w:r>
-            <w:proofErr w:type="spellEnd"/>
-            <w:r>
-              <w:rPr>
-                <w:szCs w:val="22"/>
-                <w:lang w:val="en-US"/>
-              </w:rPr>
-            </w:r>
           </w:p>
         </w:tc>
         <w:tc>
@@ -1059,20 +1030,6 @@
               </w:rPr>
               <w:t>7720093523</w:t>
             </w:r>
-            <w:proofErr w:type="spellStart"/>
-            <w:r>
-              <w:rPr>
-                <w:szCs w:val="22"/>
-                <w:lang w:val="en-US"/>
-              </w:rPr>
-            </w:r>
-            <w:proofErr w:type="spellEnd"/>
-            <w:r>
-              <w:rPr>
-                <w:szCs w:val="22"/>
-                <w:lang w:val="en-US"/>
-              </w:rPr>
-            </w:r>
           </w:p>
         </w:tc>
         <w:tc>
@@ -1096,19 +1053,6 @@
               </w:rPr>
               <w:t>100</w:t>
             </w:r>
-            <w:proofErr w:type="spellStart"/>
-            <w:r>
-              <w:rPr>
-                <w:szCs w:val="22"/>
-              </w:rPr>
-            </w:r>
-            <w:proofErr w:type="spellEnd"/>
-            <w:r>
-              <w:rPr>
-                <w:szCs w:val="22"/>
-                <w:lang w:val="en-US"/>
-              </w:rPr>
-            </w:r>
           </w:p>
         </w:tc>
         <w:tc>
@@ -1125,31 +1069,12 @@
                 <w:lang w:val="en-US"/>
               </w:rPr>
             </w:pPr>
-            <w:proofErr w:type="gramStart"/>
             <w:r>
               <w:rPr>
                 <w:szCs w:val="22"/>
                 <w:lang w:val="en-US"/>
               </w:rPr>
               <w:t>шт.</w:t>
-            </w:r>
-            <w:r>
-              <w:rPr>
-                <w:szCs w:val="22"/>
-              </w:rPr>
-            </w:r>
-            <w:r>
-              <w:rPr>
-                <w:szCs w:val="22"/>
-                <w:lang w:val="en-US"/>
-              </w:rPr>
-            </w:r>
-            <w:proofErr w:type="gramEnd"/>
-            <w:r>
-              <w:rPr>
-                <w:szCs w:val="22"/>
-                <w:lang w:val="en-US"/>
-              </w:rPr>
             </w:r>
           </w:p>
         </w:tc>
@@ -1167,6 +1092,7 @@
                 <w:lang w:val="en-US"/>
               </w:rPr>
             </w:pPr>
+            <w:proofErr w:type="spellStart"/>
             <w:r>
               <w:rPr>
                 <w:szCs w:val="22"/>
@@ -1174,20 +1100,7 @@
               </w:rPr>
               <w:t>Москва</w:t>
             </w:r>
-            <w:proofErr w:type="spellStart"/>
-            <w:r>
-              <w:rPr>
-                <w:szCs w:val="22"/>
-                <w:lang w:val="en-US"/>
-              </w:rPr>
-            </w:r>
             <w:proofErr w:type="spellEnd"/>
-            <w:r>
-              <w:rPr>
-                <w:szCs w:val="22"/>
-                <w:lang w:val="en-US"/>
-              </w:rPr>
-            </w:r>
           </w:p>
         </w:tc>
         <w:tc>
@@ -1211,20 +1124,6 @@
               </w:rPr>
               <w:t>164,00</w:t>
             </w:r>
-            <w:proofErr w:type="spellStart"/>
-            <w:r>
-              <w:rPr>
-                <w:szCs w:val="22"/>
-                <w:lang w:val="en-US"/>
-              </w:rPr>
-            </w:r>
-            <w:proofErr w:type="spellEnd"/>
-            <w:r>
-              <w:rPr>
-                <w:szCs w:val="22"/>
-                <w:lang w:val="en-US"/>
-              </w:rPr>
-            </w:r>
           </w:p>
         </w:tc>
         <w:tc>
@@ -1246,20 +1145,6 @@
                 <w:lang w:val="en-US"/>
               </w:rPr>
               <w:t>20%</w:t>
-            </w:r>
-            <w:proofErr w:type="spellStart"/>
-            <w:r>
-              <w:rPr>
-                <w:szCs w:val="22"/>
-                <w:lang w:val="en-US"/>
-              </w:rPr>
-            </w:r>
-            <w:proofErr w:type="spellEnd"/>
-            <w:r>
-              <w:rPr>
-                <w:szCs w:val="22"/>
-                <w:lang w:val="en-US"/>
-              </w:rPr>
             </w:r>
           </w:p>
         </w:tc>
@@ -1314,20 +1199,6 @@
                 <w:lang w:val="en-US"/>
               </w:rPr>
               <w:t>12 345,00</w:t>
-            </w:r>
-            <w:proofErr w:type="spellStart"/>
-            <w:r>
-              <w:rPr>
-                <w:sz w:val="24"/>
-                <w:lang w:val="en-US"/>
-              </w:rPr>
-            </w:r>
-            <w:proofErr w:type="spellEnd"/>
-            <w:r>
-              <w:rPr>
-                <w:sz w:val="24"/>
-                <w:lang w:val="en-US"/>
-              </w:rPr>
             </w:r>
           </w:p>
         </w:tc>
@@ -1681,33 +1552,12 @@
                 <w:lang w:val="en-US"/>
               </w:rPr>
             </w:pPr>
-            <w:proofErr w:type="gramStart"/>
             <w:r>
               <w:rPr>
                 <w:szCs w:val="22"/>
                 <w:lang w:val="en-US"/>
               </w:rPr>
               <w:t>38499393</w:t>
-            </w:r>
-            <w:r>
-              <w:rPr>
-                <w:szCs w:val="22"/>
-              </w:rPr>
-            </w:r>
-            <w:proofErr w:type="spellStart"/>
-            <w:r>
-              <w:rPr>
-                <w:szCs w:val="22"/>
-                <w:lang w:val="en-US"/>
-              </w:rPr>
-            </w:r>
-            <w:proofErr w:type="spellEnd"/>
-            <w:proofErr w:type="gramEnd"/>
-            <w:r>
-              <w:rPr>
-                <w:szCs w:val="22"/>
-                <w:lang w:val="en-US"/>
-              </w:rPr>
             </w:r>
           </w:p>
         </w:tc>
@@ -1730,7 +1580,7 @@
                 <w:szCs w:val="22"/>
                 <w:lang w:val="en-US"/>
               </w:rPr>
-              <w:t>Ибупрофен пор. лиофил. д/приг. р-ра д/инъекц. и инф. 50 мг фл/в компл. с р-лем №1х1 Meone HealthCare Pvt.Ltd Индия</w:t>
+              <w:t xml:space="preserve">Ибупрофен пор. лиофил. д/приг. р-ра д/инъекц. и инф. 50 мг фл/в компл. с р-лем №1х1 Meone HealthCare </w:t>
             </w:r>
             <w:proofErr w:type="spellStart"/>
             <w:r>
@@ -1738,6 +1588,7 @@
                 <w:szCs w:val="22"/>
                 <w:lang w:val="en-US"/>
               </w:rPr>
+              <w:t>Pvt.Ltd</w:t>
             </w:r>
             <w:proofErr w:type="spellEnd"/>
             <w:r>
@@ -1745,7 +1596,17 @@
                 <w:szCs w:val="22"/>
                 <w:lang w:val="en-US"/>
               </w:rPr>
-            </w:r>
+              <w:t xml:space="preserve"> </w:t>
+            </w:r>
+            <w:proofErr w:type="spellStart"/>
+            <w:r>
+              <w:rPr>
+                <w:szCs w:val="22"/>
+                <w:lang w:val="en-US"/>
+              </w:rPr>
+              <w:t>Индия</w:t>
+            </w:r>
+            <w:proofErr w:type="spellEnd"/>
           </w:p>
         </w:tc>
         <w:tc>
@@ -1769,20 +1630,6 @@
               </w:rPr>
               <w:t>205604587</w:t>
             </w:r>
-            <w:proofErr w:type="spellStart"/>
-            <w:r>
-              <w:rPr>
-                <w:szCs w:val="22"/>
-                <w:lang w:val="en-US"/>
-              </w:rPr>
-            </w:r>
-            <w:proofErr w:type="spellEnd"/>
-            <w:r>
-              <w:rPr>
-                <w:szCs w:val="22"/>
-                <w:lang w:val="en-US"/>
-              </w:rPr>
-            </w:r>
           </w:p>
         </w:tc>
         <w:tc>
@@ -1806,20 +1653,6 @@
               </w:rPr>
               <w:t>13.01.2026</w:t>
             </w:r>
-            <w:proofErr w:type="spellStart"/>
-            <w:r>
-              <w:rPr>
-                <w:szCs w:val="22"/>
-                <w:lang w:val="en-US"/>
-              </w:rPr>
-            </w:r>
-            <w:proofErr w:type="spellEnd"/>
-            <w:r>
-              <w:rPr>
-                <w:szCs w:val="22"/>
-                <w:lang w:val="en-US"/>
-              </w:rPr>
-            </w:r>
           </w:p>
         </w:tc>
         <w:tc>
@@ -1843,20 +1676,6 @@
               </w:rPr>
               <w:t>7720093523</w:t>
             </w:r>
-            <w:proofErr w:type="spellStart"/>
-            <w:r>
-              <w:rPr>
-                <w:szCs w:val="22"/>
-                <w:lang w:val="en-US"/>
-              </w:rPr>
-            </w:r>
-            <w:proofErr w:type="spellEnd"/>
-            <w:r>
-              <w:rPr>
-                <w:szCs w:val="22"/>
-                <w:lang w:val="en-US"/>
-              </w:rPr>
-            </w:r>
           </w:p>
         </w:tc>
         <w:tc>
@@ -1880,19 +1699,6 @@
               </w:rPr>
               <w:t>150</w:t>
             </w:r>
-            <w:proofErr w:type="spellStart"/>
-            <w:r>
-              <w:rPr>
-                <w:szCs w:val="22"/>
-              </w:rPr>
-            </w:r>
-            <w:proofErr w:type="spellEnd"/>
-            <w:r>
-              <w:rPr>
-                <w:szCs w:val="22"/>
-                <w:lang w:val="en-US"/>
-              </w:rPr>
-            </w:r>
           </w:p>
         </w:tc>
         <w:tc>
@@ -1909,31 +1715,12 @@
                 <w:lang w:val="en-US"/>
               </w:rPr>
             </w:pPr>
-            <w:proofErr w:type="gramStart"/>
             <w:r>
               <w:rPr>
                 <w:szCs w:val="22"/>
                 <w:lang w:val="en-US"/>
               </w:rPr>
               <w:t>шт.</w:t>
-            </w:r>
-            <w:r>
-              <w:rPr>
-                <w:szCs w:val="22"/>
-              </w:rPr>
-            </w:r>
-            <w:r>
-              <w:rPr>
-                <w:szCs w:val="22"/>
-                <w:lang w:val="en-US"/>
-              </w:rPr>
-            </w:r>
-            <w:proofErr w:type="gramEnd"/>
-            <w:r>
-              <w:rPr>
-                <w:szCs w:val="22"/>
-                <w:lang w:val="en-US"/>
-              </w:rPr>
             </w:r>
           </w:p>
         </w:tc>
@@ -1951,6 +1738,7 @@
                 <w:lang w:val="en-US"/>
               </w:rPr>
             </w:pPr>
+            <w:proofErr w:type="spellStart"/>
             <w:r>
               <w:rPr>
                 <w:szCs w:val="22"/>
@@ -1958,20 +1746,7 @@
               </w:rPr>
               <w:t>Орел</w:t>
             </w:r>
-            <w:proofErr w:type="spellStart"/>
-            <w:r>
-              <w:rPr>
-                <w:szCs w:val="22"/>
-                <w:lang w:val="en-US"/>
-              </w:rPr>
-            </w:r>
             <w:proofErr w:type="spellEnd"/>
-            <w:r>
-              <w:rPr>
-                <w:szCs w:val="22"/>
-                <w:lang w:val="en-US"/>
-              </w:rPr>
-            </w:r>
           </w:p>
         </w:tc>
         <w:tc>
@@ -1995,20 +1770,6 @@
               </w:rPr>
               <w:t>200,00</w:t>
             </w:r>
-            <w:proofErr w:type="spellStart"/>
-            <w:r>
-              <w:rPr>
-                <w:szCs w:val="22"/>
-                <w:lang w:val="en-US"/>
-              </w:rPr>
-            </w:r>
-            <w:proofErr w:type="spellEnd"/>
-            <w:r>
-              <w:rPr>
-                <w:szCs w:val="22"/>
-                <w:lang w:val="en-US"/>
-              </w:rPr>
-            </w:r>
           </w:p>
         </w:tc>
         <w:tc>
@@ -2030,20 +1791,6 @@
                 <w:lang w:val="en-US"/>
               </w:rPr>
               <w:t>10%</w:t>
-            </w:r>
-            <w:proofErr w:type="spellStart"/>
-            <w:r>
-              <w:rPr>
-                <w:szCs w:val="22"/>
-                <w:lang w:val="en-US"/>
-              </w:rPr>
-            </w:r>
-            <w:proofErr w:type="spellEnd"/>
-            <w:r>
-              <w:rPr>
-                <w:szCs w:val="22"/>
-                <w:lang w:val="en-US"/>
-              </w:rPr>
             </w:r>
           </w:p>
         </w:tc>
@@ -2081,33 +1828,12 @@
                 <w:lang w:val="en-US"/>
               </w:rPr>
             </w:pPr>
-            <w:proofErr w:type="gramStart"/>
             <w:r>
               <w:rPr>
                 <w:szCs w:val="22"/>
                 <w:lang w:val="en-US"/>
               </w:rPr>
               <w:t>38499393</w:t>
-            </w:r>
-            <w:r>
-              <w:rPr>
-                <w:szCs w:val="22"/>
-              </w:rPr>
-            </w:r>
-            <w:proofErr w:type="spellStart"/>
-            <w:r>
-              <w:rPr>
-                <w:szCs w:val="22"/>
-                <w:lang w:val="en-US"/>
-              </w:rPr>
-            </w:r>
-            <w:proofErr w:type="spellEnd"/>
-            <w:proofErr w:type="gramEnd"/>
-            <w:r>
-              <w:rPr>
-                <w:szCs w:val="22"/>
-                <w:lang w:val="en-US"/>
-              </w:rPr>
             </w:r>
           </w:p>
         </w:tc>
@@ -2130,7 +1856,15 @@
                 <w:szCs w:val="22"/>
                 <w:lang w:val="en-US"/>
               </w:rPr>
-              <w:t>Ибупрофен пор. лиофил. д/приг. р-ра д/инъекц. и инф. 50 мг фл/в компл. с р-лем №1х1 Meone HealthCare Pvt.Ltd Индия</w:t>
+              <w:t xml:space="preserve">Ибупрофен пор. </w:t>
+            </w:r>
+            <w:r>
+              <w:rPr>
+                <w:szCs w:val="22"/>
+                <w:lang w:val="en-US"/>
+              </w:rPr>
+              <w:lastRenderedPageBreak/>
+              <w:t xml:space="preserve">лиофил. д/приг. р-ра д/инъекц. и инф. 50 мг фл/в компл. с р-лем №1х1 Meone HealthCare </w:t>
             </w:r>
             <w:proofErr w:type="spellStart"/>
             <w:r>
@@ -2138,6 +1872,7 @@
                 <w:szCs w:val="22"/>
                 <w:lang w:val="en-US"/>
               </w:rPr>
+              <w:t>Pvt.Ltd</w:t>
             </w:r>
             <w:proofErr w:type="spellEnd"/>
             <w:r>
@@ -2145,7 +1880,17 @@
                 <w:szCs w:val="22"/>
                 <w:lang w:val="en-US"/>
               </w:rPr>
-            </w:r>
+              <w:t xml:space="preserve"> </w:t>
+            </w:r>
+            <w:proofErr w:type="spellStart"/>
+            <w:r>
+              <w:rPr>
+                <w:szCs w:val="22"/>
+                <w:lang w:val="en-US"/>
+              </w:rPr>
+              <w:t>Индия</w:t>
+            </w:r>
+            <w:proofErr w:type="spellEnd"/>
           </w:p>
         </w:tc>
         <w:tc>
@@ -2167,21 +1912,8 @@
                 <w:szCs w:val="22"/>
                 <w:lang w:val="en-US"/>
               </w:rPr>
+              <w:lastRenderedPageBreak/>
               <w:t>205604587</w:t>
-            </w:r>
-            <w:proofErr w:type="spellStart"/>
-            <w:r>
-              <w:rPr>
-                <w:szCs w:val="22"/>
-                <w:lang w:val="en-US"/>
-              </w:rPr>
-            </w:r>
-            <w:proofErr w:type="spellEnd"/>
-            <w:r>
-              <w:rPr>
-                <w:szCs w:val="22"/>
-                <w:lang w:val="en-US"/>
-              </w:rPr>
             </w:r>
           </w:p>
         </w:tc>
@@ -2206,20 +1938,6 @@
               </w:rPr>
               <w:t>13.01.2026</w:t>
             </w:r>
-            <w:proofErr w:type="spellStart"/>
-            <w:r>
-              <w:rPr>
-                <w:szCs w:val="22"/>
-                <w:lang w:val="en-US"/>
-              </w:rPr>
-            </w:r>
-            <w:proofErr w:type="spellEnd"/>
-            <w:r>
-              <w:rPr>
-                <w:szCs w:val="22"/>
-                <w:lang w:val="en-US"/>
-              </w:rPr>
-            </w:r>
           </w:p>
         </w:tc>
         <w:tc>
@@ -2243,20 +1961,6 @@
               </w:rPr>
               <w:t>7720093523</w:t>
             </w:r>
-            <w:proofErr w:type="spellStart"/>
-            <w:r>
-              <w:rPr>
-                <w:szCs w:val="22"/>
-                <w:lang w:val="en-US"/>
-              </w:rPr>
-            </w:r>
-            <w:proofErr w:type="spellEnd"/>
-            <w:r>
-              <w:rPr>
-                <w:szCs w:val="22"/>
-                <w:lang w:val="en-US"/>
-              </w:rPr>
-            </w:r>
           </w:p>
         </w:tc>
         <w:tc>
@@ -2280,19 +1984,6 @@
               </w:rPr>
               <w:t>150</w:t>
             </w:r>
-            <w:proofErr w:type="spellStart"/>
-            <w:r>
-              <w:rPr>
-                <w:szCs w:val="22"/>
-              </w:rPr>
-            </w:r>
-            <w:proofErr w:type="spellEnd"/>
-            <w:r>
-              <w:rPr>
-                <w:szCs w:val="22"/>
-                <w:lang w:val="en-US"/>
-              </w:rPr>
-            </w:r>
           </w:p>
         </w:tc>
         <w:tc>
@@ -2309,31 +2000,12 @@
                 <w:lang w:val="en-US"/>
               </w:rPr>
             </w:pPr>
-            <w:proofErr w:type="gramStart"/>
             <w:r>
               <w:rPr>
                 <w:szCs w:val="22"/>
                 <w:lang w:val="en-US"/>
               </w:rPr>
               <w:t>шт.</w:t>
-            </w:r>
-            <w:r>
-              <w:rPr>
-                <w:szCs w:val="22"/>
-              </w:rPr>
-            </w:r>
-            <w:r>
-              <w:rPr>
-                <w:szCs w:val="22"/>
-                <w:lang w:val="en-US"/>
-              </w:rPr>
-            </w:r>
-            <w:proofErr w:type="gramEnd"/>
-            <w:r>
-              <w:rPr>
-                <w:szCs w:val="22"/>
-                <w:lang w:val="en-US"/>
-              </w:rPr>
             </w:r>
           </w:p>
         </w:tc>
@@ -2351,6 +2023,7 @@
                 <w:lang w:val="en-US"/>
               </w:rPr>
             </w:pPr>
+            <w:proofErr w:type="spellStart"/>
             <w:r>
               <w:rPr>
                 <w:szCs w:val="22"/>
@@ -2358,20 +2031,7 @@
               </w:rPr>
               <w:t>Курск</w:t>
             </w:r>
-            <w:proofErr w:type="spellStart"/>
-            <w:r>
-              <w:rPr>
-                <w:szCs w:val="22"/>
-                <w:lang w:val="en-US"/>
-              </w:rPr>
-            </w:r>
             <w:proofErr w:type="spellEnd"/>
-            <w:r>
-              <w:rPr>
-                <w:szCs w:val="22"/>
-                <w:lang w:val="en-US"/>
-              </w:rPr>
-            </w:r>
           </w:p>
         </w:tc>
         <w:tc>
@@ -2395,20 +2055,6 @@
               </w:rPr>
               <w:t>200,00</w:t>
             </w:r>
-            <w:proofErr w:type="spellStart"/>
-            <w:r>
-              <w:rPr>
-                <w:szCs w:val="22"/>
-                <w:lang w:val="en-US"/>
-              </w:rPr>
-            </w:r>
-            <w:proofErr w:type="spellEnd"/>
-            <w:r>
-              <w:rPr>
-                <w:szCs w:val="22"/>
-                <w:lang w:val="en-US"/>
-              </w:rPr>
-            </w:r>
           </w:p>
         </w:tc>
         <w:tc>
@@ -2430,20 +2076,6 @@
                 <w:lang w:val="en-US"/>
               </w:rPr>
               <w:t>10%</w:t>
-            </w:r>
-            <w:proofErr w:type="spellStart"/>
-            <w:r>
-              <w:rPr>
-                <w:szCs w:val="22"/>
-                <w:lang w:val="en-US"/>
-              </w:rPr>
-            </w:r>
-            <w:proofErr w:type="spellEnd"/>
-            <w:r>
-              <w:rPr>
-                <w:szCs w:val="22"/>
-                <w:lang w:val="en-US"/>
-              </w:rPr>
             </w:r>
           </w:p>
         </w:tc>
@@ -2498,20 +2130,6 @@
                 <w:lang w:val="en-US"/>
               </w:rPr>
               <w:t>400,00</w:t>
-            </w:r>
-            <w:proofErr w:type="spellStart"/>
-            <w:r>
-              <w:rPr>
-                <w:sz w:val="24"/>
-                <w:lang w:val="en-US"/>
-              </w:rPr>
-            </w:r>
-            <w:proofErr w:type="spellEnd"/>
-            <w:r>
-              <w:rPr>
-                <w:sz w:val="24"/>
-                <w:lang w:val="en-US"/>
-              </w:rPr>
             </w:r>
           </w:p>
         </w:tc>
@@ -2573,24 +2191,6 @@
         </w:rPr>
         <w:t>5 123,00</w:t>
       </w:r>
-      <w:proofErr w:type="spellStart"/>
-      <w:r>
-        <w:rPr>
-          <w:b/>
-          <w:bCs/>
-          <w:iCs/>
-          <w:sz w:val="24"/>
-        </w:rPr>
-      </w:r>
-      <w:proofErr w:type="spellEnd"/>
-      <w:r>
-        <w:rPr>
-          <w:b/>
-          <w:bCs/>
-          <w:iCs/>
-          <w:sz w:val="24"/>
-        </w:rPr>
-      </w:r>
       <w:r>
         <w:rPr>
           <w:iCs/>
@@ -2603,16 +2203,6 @@
           <w:sz w:val="24"/>
         </w:rPr>
         <w:t>(пять тысяч сто двадцать три рубля 00 копеек)</w:t>
-      </w:r>
-      <w:r>
-        <w:rPr>
-          <w:sz w:val="24"/>
-        </w:rPr>
-      </w:r>
-      <w:r>
-        <w:rPr>
-          <w:sz w:val="24"/>
-        </w:rPr>
       </w:r>
     </w:p>
     <w:p>
@@ -2839,15 +2429,7 @@
           <w:iCs/>
         </w:rPr>
         <w:tab/>
-        <w:t xml:space="preserve">     </w:t>
-      </w:r>
-      <w:proofErr w:type="gramStart"/>
-      <w:r>
-        <w:rPr>
-          <w:bCs/>
-          <w:iCs/>
-        </w:rPr>
-        <w:t xml:space="preserve">   </w:t>
+        <w:t xml:space="preserve">        </w:t>
       </w:r>
       <w:r>
         <w:rPr>
@@ -2855,20 +2437,6 @@
           <w:iCs/>
         </w:rPr>
         <w:t>15.03.2026</w:t>
-      </w:r>
-      <w:proofErr w:type="gramEnd"/>
-      <w:r>
-        <w:rPr>
-          <w:bCs/>
-          <w:iCs/>
-          <w:lang w:val="en-US"/>
-        </w:rPr>
-      </w:r>
-      <w:r>
-        <w:rPr>
-          <w:bCs/>
-          <w:iCs/>
-        </w:rPr>
       </w:r>
     </w:p>
     <w:sectPr>

--- a/ste_price_justification.docx
+++ b/ste_price_justification.docx
@@ -571,7 +571,7 @@
           <w:sz w:val="22"/>
           <w:szCs w:val="21"/>
         </w:rPr>
-        <w:t xml:space="preserve">Расчет начальной (максимальной) цены </w:t>
+        <w:t>Расчет начальной (максимальной) цены</w:t>
       </w:r>
       <w:r>
         <w:rPr>
@@ -582,28 +582,136 @@
           <w:sz w:val="22"/>
           <w:szCs w:val="21"/>
         </w:rPr>
+        <w:t xml:space="preserve"> позиции</w:t>
+      </w:r>
+      <w:r>
+        <w:rPr>
+          <w:b w:val="0"/>
+          <w:bCs/>
+          <w:i/>
+          <w:iCs/>
+          <w:sz w:val="22"/>
+          <w:szCs w:val="21"/>
+        </w:rPr>
+        <w:t xml:space="preserve"> </w:t>
+      </w:r>
+      <w:r>
+        <w:rPr>
+          <w:b w:val="0"/>
+          <w:bCs/>
+          <w:i/>
+          <w:iCs/>
+          <w:sz w:val="22"/>
+          <w:szCs w:val="21"/>
+        </w:rPr>
         <w:t>Медеран лекарство</w:t>
+      </w:r>
+      <w:r>
+        <w:rPr>
+          <w:b w:val="0"/>
+          <w:bCs/>
+          <w:i/>
+          <w:iCs/>
+          <w:sz w:val="22"/>
+          <w:szCs w:val="21"/>
+        </w:rPr>
+        <w:t xml:space="preserve"> </w:t>
+      </w:r>
+      <w:r>
+        <w:rPr>
+          <w:b w:val="0"/>
+          <w:bCs/>
+          <w:i/>
+          <w:iCs/>
+          <w:sz w:val="22"/>
+          <w:szCs w:val="21"/>
+        </w:rPr>
+        <w:t>10</w:t>
+      </w:r>
+      <w:r>
+        <w:rPr>
+          <w:b w:val="0"/>
+          <w:bCs/>
+          <w:i/>
+          <w:iCs/>
+          <w:sz w:val="22"/>
+          <w:szCs w:val="21"/>
+        </w:rPr>
+      </w:r>
+      <w:r>
+        <w:rPr>
+          <w:b w:val="0"/>
+          <w:bCs/>
+          <w:i/>
+          <w:iCs/>
+          <w:sz w:val="22"/>
+          <w:szCs w:val="21"/>
+        </w:rPr>
+      </w:r>
+      <w:r>
+        <w:rPr>
+          <w:b w:val="0"/>
+          <w:bCs/>
+          <w:i/>
+          <w:iCs/>
+          <w:sz w:val="22"/>
+          <w:szCs w:val="21"/>
+        </w:rPr>
+        <w:t xml:space="preserve"> </w:t>
+      </w:r>
+      <w:r>
+        <w:rPr>
+          <w:b w:val="0"/>
+          <w:bCs/>
+          <w:i/>
+          <w:iCs/>
+          <w:sz w:val="22"/>
+          <w:szCs w:val="21"/>
+        </w:rPr>
+        <w:t>шт.</w:t>
+      </w:r>
+      <w:proofErr w:type="spellStart"/>
+      <w:proofErr w:type="gramStart"/>
+      <w:r>
+        <w:rPr>
+          <w:b w:val="0"/>
+          <w:bCs/>
+          <w:i/>
+          <w:iCs/>
+          <w:sz w:val="22"/>
+          <w:szCs w:val="21"/>
+        </w:rPr>
+      </w:r>
+      <w:proofErr w:type="spellEnd"/>
+      <w:proofErr w:type="gramEnd"/>
+      <w:r>
+        <w:rPr>
+          <w:b w:val="0"/>
+          <w:bCs/>
+          <w:i/>
+          <w:iCs/>
+          <w:sz w:val="22"/>
+          <w:szCs w:val="21"/>
+        </w:rPr>
       </w:r>
     </w:p>
     <w:tbl>
       <w:tblPr>
         <w:tblStyle w:val="af1"/>
-        <w:tblW w:w="14737" w:type="dxa"/>
+        <w:tblW w:w="15163" w:type="dxa"/>
         <w:tblLayout w:type="fixed"/>
         <w:tblLook w:val="04A0" w:firstRow="1" w:lastRow="0" w:firstColumn="1" w:lastColumn="0" w:noHBand="0" w:noVBand="1"/>
       </w:tblPr>
       <w:tblGrid>
         <w:gridCol w:w="484"/>
         <w:gridCol w:w="1779"/>
-        <w:gridCol w:w="1230"/>
         <w:gridCol w:w="1747"/>
         <w:gridCol w:w="2019"/>
-        <w:gridCol w:w="1232"/>
-        <w:gridCol w:w="1427"/>
-        <w:gridCol w:w="1134"/>
-        <w:gridCol w:w="1304"/>
-        <w:gridCol w:w="1574"/>
-        <w:gridCol w:w="807"/>
+        <w:gridCol w:w="2046"/>
+        <w:gridCol w:w="1418"/>
+        <w:gridCol w:w="1275"/>
+        <w:gridCol w:w="1701"/>
+        <w:gridCol w:w="2694"/>
       </w:tblGrid>
       <w:tr>
         <w:trPr>
@@ -657,7 +765,7 @@
         </w:tc>
         <w:tc>
           <w:tcPr>
-            <w:tcW w:w="1230" w:type="dxa"/>
+            <w:tcW w:w="1747" w:type="dxa"/>
             <w:shd w:val="clear" w:color="auto" w:fill="FFFFFF" w:themeFill="background1"/>
             <w:vAlign w:val="center"/>
           </w:tcPr>
@@ -665,7 +773,6 @@
             <w:pPr>
               <w:pStyle w:val="af2"/>
               <w:rPr>
-                <w:color w:val="000000"/>
                 <w:sz w:val="20"/>
                 <w:szCs w:val="20"/>
               </w:rPr>
@@ -674,19 +781,13 @@
               <w:rPr>
                 <w:szCs w:val="20"/>
               </w:rPr>
-              <w:t>Название</w:t>
-            </w:r>
-            <w:r>
-              <w:rPr>
-                <w:szCs w:val="20"/>
-              </w:rPr>
-              <w:t xml:space="preserve"> СТЕ</w:t>
-            </w:r>
-          </w:p>
-        </w:tc>
-        <w:tc>
-          <w:tcPr>
-            <w:tcW w:w="1747" w:type="dxa"/>
+              <w:t>Идентификатор контракта</w:t>
+            </w:r>
+          </w:p>
+        </w:tc>
+        <w:tc>
+          <w:tcPr>
+            <w:tcW w:w="2019" w:type="dxa"/>
             <w:shd w:val="clear" w:color="auto" w:fill="FFFFFF" w:themeFill="background1"/>
             <w:vAlign w:val="center"/>
           </w:tcPr>
@@ -702,13 +803,13 @@
               <w:rPr>
                 <w:szCs w:val="20"/>
               </w:rPr>
-              <w:t>Идентификатор контракта</w:t>
-            </w:r>
-          </w:p>
-        </w:tc>
-        <w:tc>
-          <w:tcPr>
-            <w:tcW w:w="2019" w:type="dxa"/>
+              <w:t>Дата заключения контракта</w:t>
+            </w:r>
+          </w:p>
+        </w:tc>
+        <w:tc>
+          <w:tcPr>
+            <w:tcW w:w="2046" w:type="dxa"/>
             <w:shd w:val="clear" w:color="auto" w:fill="FFFFFF" w:themeFill="background1"/>
             <w:vAlign w:val="center"/>
           </w:tcPr>
@@ -724,13 +825,13 @@
               <w:rPr>
                 <w:szCs w:val="20"/>
               </w:rPr>
-              <w:t>Дата заключения контракта</w:t>
-            </w:r>
-          </w:p>
-        </w:tc>
-        <w:tc>
-          <w:tcPr>
-            <w:tcW w:w="1232" w:type="dxa"/>
+              <w:t>ИНН поставщика</w:t>
+            </w:r>
+          </w:p>
+        </w:tc>
+        <w:tc>
+          <w:tcPr>
+            <w:tcW w:w="1418" w:type="dxa"/>
             <w:shd w:val="clear" w:color="auto" w:fill="FFFFFF" w:themeFill="background1"/>
             <w:vAlign w:val="center"/>
           </w:tcPr>
@@ -746,16 +847,27 @@
               <w:rPr>
                 <w:szCs w:val="20"/>
               </w:rPr>
-              <w:t>ИНН поставщика</w:t>
-            </w:r>
-          </w:p>
-        </w:tc>
-        <w:tc>
-          <w:tcPr>
-            <w:tcW w:w="1427" w:type="dxa"/>
+              <w:t>Количество</w:t>
+            </w:r>
+          </w:p>
+        </w:tc>
+        <w:tc>
+          <w:tcPr>
+            <w:tcW w:w="1275" w:type="dxa"/>
             <w:shd w:val="clear" w:color="auto" w:fill="FFFFFF" w:themeFill="background1"/>
             <w:vAlign w:val="center"/>
           </w:tcPr>
+          <w:p>
+            <w:pPr>
+              <w:pStyle w:val="af2"/>
+              <w:rPr>
+                <w:color w:val="000000"/>
+              </w:rPr>
+            </w:pPr>
+            <w:r>
+              <w:t>Единица измерения</w:t>
+            </w:r>
+          </w:p>
           <w:p>
             <w:pPr>
               <w:pStyle w:val="af2"/>
@@ -764,31 +876,14 @@
                 <w:szCs w:val="20"/>
               </w:rPr>
             </w:pPr>
-            <w:r>
-              <w:rPr>
-                <w:szCs w:val="20"/>
-              </w:rPr>
-              <w:t>Количество</w:t>
-            </w:r>
-          </w:p>
-        </w:tc>
-        <w:tc>
-          <w:tcPr>
-            <w:tcW w:w="1134" w:type="dxa"/>
+          </w:p>
+        </w:tc>
+        <w:tc>
+          <w:tcPr>
+            <w:tcW w:w="1701" w:type="dxa"/>
             <w:shd w:val="clear" w:color="auto" w:fill="FFFFFF" w:themeFill="background1"/>
             <w:vAlign w:val="center"/>
           </w:tcPr>
-          <w:p>
-            <w:pPr>
-              <w:pStyle w:val="af2"/>
-              <w:rPr>
-                <w:color w:val="000000"/>
-              </w:rPr>
-            </w:pPr>
-            <w:r>
-              <w:t>Единица измерения</w:t>
-            </w:r>
-          </w:p>
           <w:p>
             <w:pPr>
               <w:pStyle w:val="af2"/>
@@ -797,11 +892,17 @@
                 <w:szCs w:val="20"/>
               </w:rPr>
             </w:pPr>
-          </w:p>
-        </w:tc>
-        <w:tc>
-          <w:tcPr>
-            <w:tcW w:w="1304" w:type="dxa"/>
+            <w:r>
+              <w:rPr>
+                <w:szCs w:val="20"/>
+              </w:rPr>
+              <w:t>Регион поставщика</w:t>
+            </w:r>
+          </w:p>
+        </w:tc>
+        <w:tc>
+          <w:tcPr>
+            <w:tcW w:w="2694" w:type="dxa"/>
             <w:shd w:val="clear" w:color="auto" w:fill="FFFFFF" w:themeFill="background1"/>
             <w:vAlign w:val="center"/>
           </w:tcPr>
@@ -817,49 +918,7 @@
               <w:rPr>
                 <w:szCs w:val="20"/>
               </w:rPr>
-              <w:t>Регион поставщика</w:t>
-            </w:r>
-          </w:p>
-        </w:tc>
-        <w:tc>
-          <w:tcPr>
-            <w:tcW w:w="1574" w:type="dxa"/>
-            <w:shd w:val="clear" w:color="auto" w:fill="FFFFFF" w:themeFill="background1"/>
-            <w:vAlign w:val="center"/>
-          </w:tcPr>
-          <w:p>
-            <w:pPr>
-              <w:pStyle w:val="af2"/>
-              <w:rPr>
-                <w:sz w:val="20"/>
-                <w:szCs w:val="20"/>
-              </w:rPr>
-            </w:pPr>
-            <w:r>
-              <w:rPr>
-                <w:szCs w:val="20"/>
-              </w:rPr>
               <w:t>Цена за единицу</w:t>
-            </w:r>
-          </w:p>
-        </w:tc>
-        <w:tc>
-          <w:tcPr>
-            <w:tcW w:w="807" w:type="dxa"/>
-            <w:shd w:val="clear" w:color="auto" w:fill="FFFFFF" w:themeFill="background1"/>
-          </w:tcPr>
-          <w:p>
-            <w:pPr>
-              <w:pStyle w:val="af2"/>
-              <w:rPr>
-                <w:szCs w:val="20"/>
-              </w:rPr>
-            </w:pPr>
-            <w:r>
-              <w:rPr>
-                <w:szCs w:val="20"/>
-              </w:rPr>
-              <w:t>НДС</w:t>
             </w:r>
           </w:p>
         </w:tc>
@@ -881,6 +940,9 @@
                 <w:szCs w:val="22"/>
               </w:rPr>
             </w:pPr>
+            <w:r>
+              <w:t>1</w:t>
+            </w:r>
           </w:p>
         </w:tc>
         <w:tc>
@@ -897,6 +959,7 @@
                 <w:lang w:val="en-US"/>
               </w:rPr>
             </w:pPr>
+            <w:proofErr w:type="gramStart"/>
             <w:r>
               <w:rPr>
                 <w:szCs w:val="22"/>
@@ -904,11 +967,31 @@
               </w:rPr>
               <w:t>38499393</w:t>
             </w:r>
-          </w:p>
-        </w:tc>
-        <w:tc>
-          <w:tcPr>
-            <w:tcW w:w="1230" w:type="dxa"/>
+            <w:r>
+              <w:rPr>
+                <w:szCs w:val="22"/>
+              </w:rPr>
+            </w:r>
+            <w:proofErr w:type="spellStart"/>
+            <w:r>
+              <w:rPr>
+                <w:szCs w:val="22"/>
+                <w:lang w:val="en-US"/>
+              </w:rPr>
+            </w:r>
+            <w:proofErr w:type="spellEnd"/>
+            <w:proofErr w:type="gramEnd"/>
+            <w:r>
+              <w:rPr>
+                <w:szCs w:val="22"/>
+                <w:lang w:val="en-US"/>
+              </w:rPr>
+            </w:r>
+          </w:p>
+        </w:tc>
+        <w:tc>
+          <w:tcPr>
+            <w:tcW w:w="1747" w:type="dxa"/>
             <w:vAlign w:val="center"/>
           </w:tcPr>
           <w:p>
@@ -925,15 +1008,7 @@
                 <w:szCs w:val="22"/>
                 <w:lang w:val="en-US"/>
               </w:rPr>
-              <w:t xml:space="preserve">Медеран пор. лиофил. </w:t>
-            </w:r>
-            <w:r>
-              <w:rPr>
-                <w:szCs w:val="22"/>
-                <w:lang w:val="en-US"/>
-              </w:rPr>
-              <w:lastRenderedPageBreak/>
-              <w:t xml:space="preserve">д/приг. р-ра д/инъекц. и инф. 50 мг фл/в компл. с р-лем №1х1 Meone HealthCare </w:t>
+              <w:t>205604468</w:t>
             </w:r>
             <w:proofErr w:type="spellStart"/>
             <w:r>
@@ -941,7 +1016,6 @@
                 <w:szCs w:val="22"/>
                 <w:lang w:val="en-US"/>
               </w:rPr>
-              <w:t>Pvt.Ltd</w:t>
             </w:r>
             <w:proofErr w:type="spellEnd"/>
             <w:r>
@@ -949,22 +1023,12 @@
                 <w:szCs w:val="22"/>
                 <w:lang w:val="en-US"/>
               </w:rPr>
-              <w:t xml:space="preserve"> </w:t>
-            </w:r>
-            <w:proofErr w:type="spellStart"/>
-            <w:r>
-              <w:rPr>
-                <w:szCs w:val="22"/>
-                <w:lang w:val="en-US"/>
-              </w:rPr>
-              <w:t>Индия</w:t>
-            </w:r>
-            <w:proofErr w:type="spellEnd"/>
-          </w:p>
-        </w:tc>
-        <w:tc>
-          <w:tcPr>
-            <w:tcW w:w="1747" w:type="dxa"/>
+            </w:r>
+          </w:p>
+        </w:tc>
+        <w:tc>
+          <w:tcPr>
+            <w:tcW w:w="2019" w:type="dxa"/>
             <w:vAlign w:val="center"/>
           </w:tcPr>
           <w:p>
@@ -981,14 +1045,27 @@
                 <w:szCs w:val="22"/>
                 <w:lang w:val="en-US"/>
               </w:rPr>
-              <w:lastRenderedPageBreak/>
-              <w:t>205604468</w:t>
-            </w:r>
-          </w:p>
-        </w:tc>
-        <w:tc>
-          <w:tcPr>
-            <w:tcW w:w="2019" w:type="dxa"/>
+              <w:t>13.01.2025</w:t>
+            </w:r>
+            <w:proofErr w:type="spellStart"/>
+            <w:r>
+              <w:rPr>
+                <w:szCs w:val="22"/>
+                <w:lang w:val="en-US"/>
+              </w:rPr>
+            </w:r>
+            <w:proofErr w:type="spellEnd"/>
+            <w:r>
+              <w:rPr>
+                <w:szCs w:val="22"/>
+                <w:lang w:val="en-US"/>
+              </w:rPr>
+            </w:r>
+          </w:p>
+        </w:tc>
+        <w:tc>
+          <w:tcPr>
+            <w:tcW w:w="2046" w:type="dxa"/>
             <w:vAlign w:val="center"/>
           </w:tcPr>
           <w:p>
@@ -1005,13 +1082,27 @@
                 <w:szCs w:val="22"/>
                 <w:lang w:val="en-US"/>
               </w:rPr>
-              <w:t>13.01.2025</w:t>
-            </w:r>
-          </w:p>
-        </w:tc>
-        <w:tc>
-          <w:tcPr>
-            <w:tcW w:w="1232" w:type="dxa"/>
+              <w:t>7720093523</w:t>
+            </w:r>
+            <w:proofErr w:type="spellStart"/>
+            <w:r>
+              <w:rPr>
+                <w:szCs w:val="22"/>
+                <w:lang w:val="en-US"/>
+              </w:rPr>
+            </w:r>
+            <w:proofErr w:type="spellEnd"/>
+            <w:r>
+              <w:rPr>
+                <w:szCs w:val="22"/>
+                <w:lang w:val="en-US"/>
+              </w:rPr>
+            </w:r>
+          </w:p>
+        </w:tc>
+        <w:tc>
+          <w:tcPr>
+            <w:tcW w:w="1418" w:type="dxa"/>
             <w:vAlign w:val="center"/>
           </w:tcPr>
           <w:p>
@@ -1028,13 +1119,26 @@
                 <w:szCs w:val="22"/>
                 <w:lang w:val="en-US"/>
               </w:rPr>
-              <w:t>7720093523</w:t>
-            </w:r>
-          </w:p>
-        </w:tc>
-        <w:tc>
-          <w:tcPr>
-            <w:tcW w:w="1427" w:type="dxa"/>
+              <w:t>100</w:t>
+            </w:r>
+            <w:proofErr w:type="spellStart"/>
+            <w:r>
+              <w:rPr>
+                <w:szCs w:val="22"/>
+              </w:rPr>
+            </w:r>
+            <w:proofErr w:type="spellEnd"/>
+            <w:r>
+              <w:rPr>
+                <w:szCs w:val="22"/>
+                <w:lang w:val="en-US"/>
+              </w:rPr>
+            </w:r>
+          </w:p>
+        </w:tc>
+        <w:tc>
+          <w:tcPr>
+            <w:tcW w:w="1275" w:type="dxa"/>
             <w:vAlign w:val="center"/>
           </w:tcPr>
           <w:p>
@@ -1046,18 +1150,37 @@
                 <w:lang w:val="en-US"/>
               </w:rPr>
             </w:pPr>
-            <w:r>
-              <w:rPr>
-                <w:szCs w:val="22"/>
-                <w:lang w:val="en-US"/>
-              </w:rPr>
-              <w:t>100</w:t>
-            </w:r>
-          </w:p>
-        </w:tc>
-        <w:tc>
-          <w:tcPr>
-            <w:tcW w:w="1134" w:type="dxa"/>
+            <w:proofErr w:type="gramStart"/>
+            <w:r>
+              <w:rPr>
+                <w:szCs w:val="22"/>
+                <w:lang w:val="en-US"/>
+              </w:rPr>
+              <w:t>шт.</w:t>
+            </w:r>
+            <w:r>
+              <w:rPr>
+                <w:szCs w:val="22"/>
+              </w:rPr>
+            </w:r>
+            <w:r>
+              <w:rPr>
+                <w:szCs w:val="22"/>
+                <w:lang w:val="en-US"/>
+              </w:rPr>
+            </w:r>
+            <w:proofErr w:type="gramEnd"/>
+            <w:r>
+              <w:rPr>
+                <w:szCs w:val="22"/>
+                <w:lang w:val="en-US"/>
+              </w:rPr>
+            </w:r>
+          </w:p>
+        </w:tc>
+        <w:tc>
+          <w:tcPr>
+            <w:tcW w:w="1701" w:type="dxa"/>
             <w:vAlign w:val="center"/>
           </w:tcPr>
           <w:p>
@@ -1074,13 +1197,27 @@
                 <w:szCs w:val="22"/>
                 <w:lang w:val="en-US"/>
               </w:rPr>
-              <w:t>шт.</w:t>
-            </w:r>
-          </w:p>
-        </w:tc>
-        <w:tc>
-          <w:tcPr>
-            <w:tcW w:w="1304" w:type="dxa"/>
+              <w:t>Москва</w:t>
+            </w:r>
+            <w:proofErr w:type="spellStart"/>
+            <w:r>
+              <w:rPr>
+                <w:szCs w:val="22"/>
+                <w:lang w:val="en-US"/>
+              </w:rPr>
+            </w:r>
+            <w:proofErr w:type="spellEnd"/>
+            <w:r>
+              <w:rPr>
+                <w:szCs w:val="22"/>
+                <w:lang w:val="en-US"/>
+              </w:rPr>
+            </w:r>
+          </w:p>
+        </w:tc>
+        <w:tc>
+          <w:tcPr>
+            <w:tcW w:w="2694" w:type="dxa"/>
             <w:vAlign w:val="center"/>
           </w:tcPr>
           <w:p>
@@ -1092,59 +1229,26 @@
                 <w:lang w:val="en-US"/>
               </w:rPr>
             </w:pPr>
+            <w:r>
+              <w:rPr>
+                <w:szCs w:val="22"/>
+                <w:lang w:val="en-US"/>
+              </w:rPr>
+              <w:t>164,00</w:t>
+            </w:r>
             <w:proofErr w:type="spellStart"/>
             <w:r>
               <w:rPr>
                 <w:szCs w:val="22"/>
                 <w:lang w:val="en-US"/>
               </w:rPr>
-              <w:t>Москва</w:t>
             </w:r>
             <w:proofErr w:type="spellEnd"/>
-          </w:p>
-        </w:tc>
-        <w:tc>
-          <w:tcPr>
-            <w:tcW w:w="1574" w:type="dxa"/>
-            <w:vAlign w:val="center"/>
-          </w:tcPr>
-          <w:p>
-            <w:pPr>
-              <w:pStyle w:val="af0"/>
-              <w:jc w:val="center"/>
-              <w:rPr>
-                <w:szCs w:val="22"/>
-                <w:lang w:val="en-US"/>
-              </w:rPr>
-            </w:pPr>
-            <w:r>
-              <w:rPr>
-                <w:szCs w:val="22"/>
-                <w:lang w:val="en-US"/>
-              </w:rPr>
-              <w:t>164,00</w:t>
-            </w:r>
-          </w:p>
-        </w:tc>
-        <w:tc>
-          <w:tcPr>
-            <w:tcW w:w="807" w:type="dxa"/>
-          </w:tcPr>
-          <w:p>
-            <w:pPr>
-              <w:pStyle w:val="af0"/>
-              <w:jc w:val="center"/>
-              <w:rPr>
-                <w:szCs w:val="22"/>
-                <w:lang w:val="en-US"/>
-              </w:rPr>
-            </w:pPr>
-            <w:r>
-              <w:rPr>
-                <w:szCs w:val="22"/>
-                <w:lang w:val="en-US"/>
-              </w:rPr>
-              <w:t>20%</w:t>
+            <w:r>
+              <w:rPr>
+                <w:szCs w:val="22"/>
+                <w:lang w:val="en-US"/>
+              </w:rPr>
             </w:r>
           </w:p>
         </w:tc>
@@ -1155,8 +1259,8 @@
         </w:trPr>
         <w:tc>
           <w:tcPr>
-            <w:tcW w:w="12356" w:type="dxa"/>
-            <w:gridSpan w:val="9"/>
+            <w:tcW w:w="12469" w:type="dxa"/>
+            <w:gridSpan w:val="8"/>
             <w:vAlign w:val="center"/>
           </w:tcPr>
           <w:p>
@@ -1180,8 +1284,7 @@
         </w:tc>
         <w:tc>
           <w:tcPr>
-            <w:tcW w:w="2381" w:type="dxa"/>
-            <w:gridSpan w:val="2"/>
+            <w:tcW w:w="2694" w:type="dxa"/>
             <w:vAlign w:val="center"/>
           </w:tcPr>
           <w:p>
@@ -1199,6 +1302,20 @@
                 <w:lang w:val="en-US"/>
               </w:rPr>
               <w:t>12 345,00</w:t>
+            </w:r>
+            <w:proofErr w:type="spellStart"/>
+            <w:r>
+              <w:rPr>
+                <w:sz w:val="24"/>
+                <w:lang w:val="en-US"/>
+              </w:rPr>
+            </w:r>
+            <w:proofErr w:type="spellEnd"/>
+            <w:r>
+              <w:rPr>
+                <w:sz w:val="24"/>
+                <w:lang w:val="en-US"/>
+              </w:rPr>
             </w:r>
           </w:p>
         </w:tc>
@@ -1226,7 +1343,7 @@
           <w:sz w:val="22"/>
           <w:szCs w:val="21"/>
         </w:rPr>
-        <w:t xml:space="preserve">Расчет начальной (максимальной) цены </w:t>
+        <w:t>Расчет начальной (максимальной) цены</w:t>
       </w:r>
       <w:r>
         <w:rPr>
@@ -1237,28 +1354,136 @@
           <w:sz w:val="22"/>
           <w:szCs w:val="21"/>
         </w:rPr>
+        <w:t xml:space="preserve"> позиции</w:t>
+      </w:r>
+      <w:r>
+        <w:rPr>
+          <w:b w:val="0"/>
+          <w:bCs/>
+          <w:i/>
+          <w:iCs/>
+          <w:sz w:val="22"/>
+          <w:szCs w:val="21"/>
+        </w:rPr>
+        <w:t xml:space="preserve"> </w:t>
+      </w:r>
+      <w:r>
+        <w:rPr>
+          <w:b w:val="0"/>
+          <w:bCs/>
+          <w:i/>
+          <w:iCs/>
+          <w:sz w:val="22"/>
+          <w:szCs w:val="21"/>
+        </w:rPr>
         <w:t>Ибупрофен</w:t>
+      </w:r>
+      <w:r>
+        <w:rPr>
+          <w:b w:val="0"/>
+          <w:bCs/>
+          <w:i/>
+          <w:iCs/>
+          <w:sz w:val="22"/>
+          <w:szCs w:val="21"/>
+        </w:rPr>
+        <w:t xml:space="preserve"> </w:t>
+      </w:r>
+      <w:r>
+        <w:rPr>
+          <w:b w:val="0"/>
+          <w:bCs/>
+          <w:i/>
+          <w:iCs/>
+          <w:sz w:val="22"/>
+          <w:szCs w:val="21"/>
+        </w:rPr>
+        <w:t>10</w:t>
+      </w:r>
+      <w:r>
+        <w:rPr>
+          <w:b w:val="0"/>
+          <w:bCs/>
+          <w:i/>
+          <w:iCs/>
+          <w:sz w:val="22"/>
+          <w:szCs w:val="21"/>
+        </w:rPr>
+      </w:r>
+      <w:r>
+        <w:rPr>
+          <w:b w:val="0"/>
+          <w:bCs/>
+          <w:i/>
+          <w:iCs/>
+          <w:sz w:val="22"/>
+          <w:szCs w:val="21"/>
+        </w:rPr>
+      </w:r>
+      <w:r>
+        <w:rPr>
+          <w:b w:val="0"/>
+          <w:bCs/>
+          <w:i/>
+          <w:iCs/>
+          <w:sz w:val="22"/>
+          <w:szCs w:val="21"/>
+        </w:rPr>
+        <w:t xml:space="preserve"> </w:t>
+      </w:r>
+      <w:r>
+        <w:rPr>
+          <w:b w:val="0"/>
+          <w:bCs/>
+          <w:i/>
+          <w:iCs/>
+          <w:sz w:val="22"/>
+          <w:szCs w:val="21"/>
+        </w:rPr>
+        <w:t>шт.</w:t>
+      </w:r>
+      <w:proofErr w:type="spellStart"/>
+      <w:proofErr w:type="gramStart"/>
+      <w:r>
+        <w:rPr>
+          <w:b w:val="0"/>
+          <w:bCs/>
+          <w:i/>
+          <w:iCs/>
+          <w:sz w:val="22"/>
+          <w:szCs w:val="21"/>
+        </w:rPr>
+      </w:r>
+      <w:proofErr w:type="spellEnd"/>
+      <w:proofErr w:type="gramEnd"/>
+      <w:r>
+        <w:rPr>
+          <w:b w:val="0"/>
+          <w:bCs/>
+          <w:i/>
+          <w:iCs/>
+          <w:sz w:val="22"/>
+          <w:szCs w:val="21"/>
+        </w:rPr>
       </w:r>
     </w:p>
     <w:tbl>
       <w:tblPr>
         <w:tblStyle w:val="af1"/>
-        <w:tblW w:w="14737" w:type="dxa"/>
+        <w:tblW w:w="15163" w:type="dxa"/>
         <w:tblLayout w:type="fixed"/>
         <w:tblLook w:val="04A0" w:firstRow="1" w:lastRow="0" w:firstColumn="1" w:lastColumn="0" w:noHBand="0" w:noVBand="1"/>
       </w:tblPr>
       <w:tblGrid>
         <w:gridCol w:w="484"/>
         <w:gridCol w:w="1779"/>
-        <w:gridCol w:w="1230"/>
         <w:gridCol w:w="1747"/>
         <w:gridCol w:w="2019"/>
-        <w:gridCol w:w="1232"/>
-        <w:gridCol w:w="1427"/>
-        <w:gridCol w:w="1134"/>
-        <w:gridCol w:w="1304"/>
-        <w:gridCol w:w="1574"/>
-        <w:gridCol w:w="807"/>
+        <w:gridCol w:w="2046"/>
+        <w:gridCol w:w="1418"/>
+        <w:gridCol w:w="1275"/>
+        <w:gridCol w:w="1701"/>
+        <w:gridCol w:w="2694"/>
       </w:tblGrid>
       <w:tr>
         <w:trPr>
@@ -1312,7 +1537,7 @@
         </w:tc>
         <w:tc>
           <w:tcPr>
-            <w:tcW w:w="1230" w:type="dxa"/>
+            <w:tcW w:w="1747" w:type="dxa"/>
             <w:shd w:val="clear" w:color="auto" w:fill="FFFFFF" w:themeFill="background1"/>
             <w:vAlign w:val="center"/>
           </w:tcPr>
@@ -1320,7 +1545,6 @@
             <w:pPr>
               <w:pStyle w:val="af2"/>
               <w:rPr>
-                <w:color w:val="000000"/>
                 <w:sz w:val="20"/>
                 <w:szCs w:val="20"/>
               </w:rPr>
@@ -1329,19 +1553,13 @@
               <w:rPr>
                 <w:szCs w:val="20"/>
               </w:rPr>
-              <w:t>Название</w:t>
-            </w:r>
-            <w:r>
-              <w:rPr>
-                <w:szCs w:val="20"/>
-              </w:rPr>
-              <w:t xml:space="preserve"> СТЕ</w:t>
-            </w:r>
-          </w:p>
-        </w:tc>
-        <w:tc>
-          <w:tcPr>
-            <w:tcW w:w="1747" w:type="dxa"/>
+              <w:t>Идентификатор контракта</w:t>
+            </w:r>
+          </w:p>
+        </w:tc>
+        <w:tc>
+          <w:tcPr>
+            <w:tcW w:w="2019" w:type="dxa"/>
             <w:shd w:val="clear" w:color="auto" w:fill="FFFFFF" w:themeFill="background1"/>
             <w:vAlign w:val="center"/>
           </w:tcPr>
@@ -1357,13 +1575,13 @@
               <w:rPr>
                 <w:szCs w:val="20"/>
               </w:rPr>
-              <w:t>Идентификатор контракта</w:t>
-            </w:r>
-          </w:p>
-        </w:tc>
-        <w:tc>
-          <w:tcPr>
-            <w:tcW w:w="2019" w:type="dxa"/>
+              <w:t>Дата заключения контракта</w:t>
+            </w:r>
+          </w:p>
+        </w:tc>
+        <w:tc>
+          <w:tcPr>
+            <w:tcW w:w="2046" w:type="dxa"/>
             <w:shd w:val="clear" w:color="auto" w:fill="FFFFFF" w:themeFill="background1"/>
             <w:vAlign w:val="center"/>
           </w:tcPr>
@@ -1379,13 +1597,13 @@
               <w:rPr>
                 <w:szCs w:val="20"/>
               </w:rPr>
-              <w:t>Дата заключения контракта</w:t>
-            </w:r>
-          </w:p>
-        </w:tc>
-        <w:tc>
-          <w:tcPr>
-            <w:tcW w:w="1232" w:type="dxa"/>
+              <w:t>ИНН поставщика</w:t>
+            </w:r>
+          </w:p>
+        </w:tc>
+        <w:tc>
+          <w:tcPr>
+            <w:tcW w:w="1418" w:type="dxa"/>
             <w:shd w:val="clear" w:color="auto" w:fill="FFFFFF" w:themeFill="background1"/>
             <w:vAlign w:val="center"/>
           </w:tcPr>
@@ -1401,16 +1619,27 @@
               <w:rPr>
                 <w:szCs w:val="20"/>
               </w:rPr>
-              <w:t>ИНН поставщика</w:t>
-            </w:r>
-          </w:p>
-        </w:tc>
-        <w:tc>
-          <w:tcPr>
-            <w:tcW w:w="1427" w:type="dxa"/>
+              <w:t>Количество</w:t>
+            </w:r>
+          </w:p>
+        </w:tc>
+        <w:tc>
+          <w:tcPr>
+            <w:tcW w:w="1275" w:type="dxa"/>
             <w:shd w:val="clear" w:color="auto" w:fill="FFFFFF" w:themeFill="background1"/>
             <w:vAlign w:val="center"/>
           </w:tcPr>
+          <w:p>
+            <w:pPr>
+              <w:pStyle w:val="af2"/>
+              <w:rPr>
+                <w:color w:val="000000"/>
+              </w:rPr>
+            </w:pPr>
+            <w:r>
+              <w:t>Единица измерения</w:t>
+            </w:r>
+          </w:p>
           <w:p>
             <w:pPr>
               <w:pStyle w:val="af2"/>
@@ -1419,31 +1648,14 @@
                 <w:szCs w:val="20"/>
               </w:rPr>
             </w:pPr>
-            <w:r>
-              <w:rPr>
-                <w:szCs w:val="20"/>
-              </w:rPr>
-              <w:t>Количество</w:t>
-            </w:r>
-          </w:p>
-        </w:tc>
-        <w:tc>
-          <w:tcPr>
-            <w:tcW w:w="1134" w:type="dxa"/>
+          </w:p>
+        </w:tc>
+        <w:tc>
+          <w:tcPr>
+            <w:tcW w:w="1701" w:type="dxa"/>
             <w:shd w:val="clear" w:color="auto" w:fill="FFFFFF" w:themeFill="background1"/>
             <w:vAlign w:val="center"/>
           </w:tcPr>
-          <w:p>
-            <w:pPr>
-              <w:pStyle w:val="af2"/>
-              <w:rPr>
-                <w:color w:val="000000"/>
-              </w:rPr>
-            </w:pPr>
-            <w:r>
-              <w:t>Единица измерения</w:t>
-            </w:r>
-          </w:p>
           <w:p>
             <w:pPr>
               <w:pStyle w:val="af2"/>
@@ -1452,11 +1664,17 @@
                 <w:szCs w:val="20"/>
               </w:rPr>
             </w:pPr>
-          </w:p>
-        </w:tc>
-        <w:tc>
-          <w:tcPr>
-            <w:tcW w:w="1304" w:type="dxa"/>
+            <w:r>
+              <w:rPr>
+                <w:szCs w:val="20"/>
+              </w:rPr>
+              <w:t>Регион поставщика</w:t>
+            </w:r>
+          </w:p>
+        </w:tc>
+        <w:tc>
+          <w:tcPr>
+            <w:tcW w:w="2694" w:type="dxa"/>
             <w:shd w:val="clear" w:color="auto" w:fill="FFFFFF" w:themeFill="background1"/>
             <w:vAlign w:val="center"/>
           </w:tcPr>
@@ -1472,49 +1690,7 @@
               <w:rPr>
                 <w:szCs w:val="20"/>
               </w:rPr>
-              <w:t>Регион поставщика</w:t>
-            </w:r>
-          </w:p>
-        </w:tc>
-        <w:tc>
-          <w:tcPr>
-            <w:tcW w:w="1574" w:type="dxa"/>
-            <w:shd w:val="clear" w:color="auto" w:fill="FFFFFF" w:themeFill="background1"/>
-            <w:vAlign w:val="center"/>
-          </w:tcPr>
-          <w:p>
-            <w:pPr>
-              <w:pStyle w:val="af2"/>
-              <w:rPr>
-                <w:sz w:val="20"/>
-                <w:szCs w:val="20"/>
-              </w:rPr>
-            </w:pPr>
-            <w:r>
-              <w:rPr>
-                <w:szCs w:val="20"/>
-              </w:rPr>
               <w:t>Цена за единицу</w:t>
-            </w:r>
-          </w:p>
-        </w:tc>
-        <w:tc>
-          <w:tcPr>
-            <w:tcW w:w="807" w:type="dxa"/>
-            <w:shd w:val="clear" w:color="auto" w:fill="FFFFFF" w:themeFill="background1"/>
-          </w:tcPr>
-          <w:p>
-            <w:pPr>
-              <w:pStyle w:val="af2"/>
-              <w:rPr>
-                <w:szCs w:val="20"/>
-              </w:rPr>
-            </w:pPr>
-            <w:r>
-              <w:rPr>
-                <w:szCs w:val="20"/>
-              </w:rPr>
-              <w:t>НДС</w:t>
             </w:r>
           </w:p>
         </w:tc>
@@ -1536,6 +1712,9 @@
                 <w:szCs w:val="22"/>
               </w:rPr>
             </w:pPr>
+            <w:r>
+              <w:t>1</w:t>
+            </w:r>
           </w:p>
         </w:tc>
         <w:tc>
@@ -1552,6 +1731,7 @@
                 <w:lang w:val="en-US"/>
               </w:rPr>
             </w:pPr>
+            <w:proofErr w:type="gramStart"/>
             <w:r>
               <w:rPr>
                 <w:szCs w:val="22"/>
@@ -1559,11 +1739,31 @@
               </w:rPr>
               <w:t>38499393</w:t>
             </w:r>
-          </w:p>
-        </w:tc>
-        <w:tc>
-          <w:tcPr>
-            <w:tcW w:w="1230" w:type="dxa"/>
+            <w:r>
+              <w:rPr>
+                <w:szCs w:val="22"/>
+              </w:rPr>
+            </w:r>
+            <w:proofErr w:type="spellStart"/>
+            <w:r>
+              <w:rPr>
+                <w:szCs w:val="22"/>
+                <w:lang w:val="en-US"/>
+              </w:rPr>
+            </w:r>
+            <w:proofErr w:type="spellEnd"/>
+            <w:proofErr w:type="gramEnd"/>
+            <w:r>
+              <w:rPr>
+                <w:szCs w:val="22"/>
+                <w:lang w:val="en-US"/>
+              </w:rPr>
+            </w:r>
+          </w:p>
+        </w:tc>
+        <w:tc>
+          <w:tcPr>
+            <w:tcW w:w="1747" w:type="dxa"/>
             <w:vAlign w:val="center"/>
           </w:tcPr>
           <w:p>
@@ -1580,7 +1780,7 @@
                 <w:szCs w:val="22"/>
                 <w:lang w:val="en-US"/>
               </w:rPr>
-              <w:t xml:space="preserve">Ибупрофен пор. лиофил. д/приг. р-ра д/инъекц. и инф. 50 мг фл/в компл. с р-лем №1х1 Meone HealthCare </w:t>
+              <w:t>205604587</w:t>
             </w:r>
             <w:proofErr w:type="spellStart"/>
             <w:r>
@@ -1588,7 +1788,6 @@
                 <w:szCs w:val="22"/>
                 <w:lang w:val="en-US"/>
               </w:rPr>
-              <w:t>Pvt.Ltd</w:t>
             </w:r>
             <w:proofErr w:type="spellEnd"/>
             <w:r>
@@ -1596,22 +1795,12 @@
                 <w:szCs w:val="22"/>
                 <w:lang w:val="en-US"/>
               </w:rPr>
-              <w:t xml:space="preserve"> </w:t>
-            </w:r>
-            <w:proofErr w:type="spellStart"/>
-            <w:r>
-              <w:rPr>
-                <w:szCs w:val="22"/>
-                <w:lang w:val="en-US"/>
-              </w:rPr>
-              <w:t>Индия</w:t>
-            </w:r>
-            <w:proofErr w:type="spellEnd"/>
-          </w:p>
-        </w:tc>
-        <w:tc>
-          <w:tcPr>
-            <w:tcW w:w="1747" w:type="dxa"/>
+            </w:r>
+          </w:p>
+        </w:tc>
+        <w:tc>
+          <w:tcPr>
+            <w:tcW w:w="2019" w:type="dxa"/>
             <w:vAlign w:val="center"/>
           </w:tcPr>
           <w:p>
@@ -1628,13 +1817,27 @@
                 <w:szCs w:val="22"/>
                 <w:lang w:val="en-US"/>
               </w:rPr>
-              <w:t>205604587</w:t>
-            </w:r>
-          </w:p>
-        </w:tc>
-        <w:tc>
-          <w:tcPr>
-            <w:tcW w:w="2019" w:type="dxa"/>
+              <w:t>13.01.2026</w:t>
+            </w:r>
+            <w:proofErr w:type="spellStart"/>
+            <w:r>
+              <w:rPr>
+                <w:szCs w:val="22"/>
+                <w:lang w:val="en-US"/>
+              </w:rPr>
+            </w:r>
+            <w:proofErr w:type="spellEnd"/>
+            <w:r>
+              <w:rPr>
+                <w:szCs w:val="22"/>
+                <w:lang w:val="en-US"/>
+              </w:rPr>
+            </w:r>
+          </w:p>
+        </w:tc>
+        <w:tc>
+          <w:tcPr>
+            <w:tcW w:w="2046" w:type="dxa"/>
             <w:vAlign w:val="center"/>
           </w:tcPr>
           <w:p>
@@ -1651,13 +1854,27 @@
                 <w:szCs w:val="22"/>
                 <w:lang w:val="en-US"/>
               </w:rPr>
-              <w:t>13.01.2026</w:t>
-            </w:r>
-          </w:p>
-        </w:tc>
-        <w:tc>
-          <w:tcPr>
-            <w:tcW w:w="1232" w:type="dxa"/>
+              <w:t>7720093523</w:t>
+            </w:r>
+            <w:proofErr w:type="spellStart"/>
+            <w:r>
+              <w:rPr>
+                <w:szCs w:val="22"/>
+                <w:lang w:val="en-US"/>
+              </w:rPr>
+            </w:r>
+            <w:proofErr w:type="spellEnd"/>
+            <w:r>
+              <w:rPr>
+                <w:szCs w:val="22"/>
+                <w:lang w:val="en-US"/>
+              </w:rPr>
+            </w:r>
+          </w:p>
+        </w:tc>
+        <w:tc>
+          <w:tcPr>
+            <w:tcW w:w="1418" w:type="dxa"/>
             <w:vAlign w:val="center"/>
           </w:tcPr>
           <w:p>
@@ -1674,13 +1891,26 @@
                 <w:szCs w:val="22"/>
                 <w:lang w:val="en-US"/>
               </w:rPr>
-              <w:t>7720093523</w:t>
-            </w:r>
-          </w:p>
-        </w:tc>
-        <w:tc>
-          <w:tcPr>
-            <w:tcW w:w="1427" w:type="dxa"/>
+              <w:t>150</w:t>
+            </w:r>
+            <w:proofErr w:type="spellStart"/>
+            <w:r>
+              <w:rPr>
+                <w:szCs w:val="22"/>
+              </w:rPr>
+            </w:r>
+            <w:proofErr w:type="spellEnd"/>
+            <w:r>
+              <w:rPr>
+                <w:szCs w:val="22"/>
+                <w:lang w:val="en-US"/>
+              </w:rPr>
+            </w:r>
+          </w:p>
+        </w:tc>
+        <w:tc>
+          <w:tcPr>
+            <w:tcW w:w="1275" w:type="dxa"/>
             <w:vAlign w:val="center"/>
           </w:tcPr>
           <w:p>
@@ -1692,18 +1922,37 @@
                 <w:lang w:val="en-US"/>
               </w:rPr>
             </w:pPr>
-            <w:r>
-              <w:rPr>
-                <w:szCs w:val="22"/>
-                <w:lang w:val="en-US"/>
-              </w:rPr>
-              <w:t>150</w:t>
-            </w:r>
-          </w:p>
-        </w:tc>
-        <w:tc>
-          <w:tcPr>
-            <w:tcW w:w="1134" w:type="dxa"/>
+            <w:proofErr w:type="gramStart"/>
+            <w:r>
+              <w:rPr>
+                <w:szCs w:val="22"/>
+                <w:lang w:val="en-US"/>
+              </w:rPr>
+              <w:t>шт.</w:t>
+            </w:r>
+            <w:r>
+              <w:rPr>
+                <w:szCs w:val="22"/>
+              </w:rPr>
+            </w:r>
+            <w:r>
+              <w:rPr>
+                <w:szCs w:val="22"/>
+                <w:lang w:val="en-US"/>
+              </w:rPr>
+            </w:r>
+            <w:proofErr w:type="gramEnd"/>
+            <w:r>
+              <w:rPr>
+                <w:szCs w:val="22"/>
+                <w:lang w:val="en-US"/>
+              </w:rPr>
+            </w:r>
+          </w:p>
+        </w:tc>
+        <w:tc>
+          <w:tcPr>
+            <w:tcW w:w="1701" w:type="dxa"/>
             <w:vAlign w:val="center"/>
           </w:tcPr>
           <w:p>
@@ -1720,13 +1969,27 @@
                 <w:szCs w:val="22"/>
                 <w:lang w:val="en-US"/>
               </w:rPr>
-              <w:t>шт.</w:t>
-            </w:r>
-          </w:p>
-        </w:tc>
-        <w:tc>
-          <w:tcPr>
-            <w:tcW w:w="1304" w:type="dxa"/>
+              <w:t>Орел</w:t>
+            </w:r>
+            <w:proofErr w:type="spellStart"/>
+            <w:r>
+              <w:rPr>
+                <w:szCs w:val="22"/>
+                <w:lang w:val="en-US"/>
+              </w:rPr>
+            </w:r>
+            <w:proofErr w:type="spellEnd"/>
+            <w:r>
+              <w:rPr>
+                <w:szCs w:val="22"/>
+                <w:lang w:val="en-US"/>
+              </w:rPr>
+            </w:r>
+          </w:p>
+        </w:tc>
+        <w:tc>
+          <w:tcPr>
+            <w:tcW w:w="2694" w:type="dxa"/>
             <w:vAlign w:val="center"/>
           </w:tcPr>
           <w:p>
@@ -1738,59 +2001,26 @@
                 <w:lang w:val="en-US"/>
               </w:rPr>
             </w:pPr>
+            <w:r>
+              <w:rPr>
+                <w:szCs w:val="22"/>
+                <w:lang w:val="en-US"/>
+              </w:rPr>
+              <w:t>200,00</w:t>
+            </w:r>
             <w:proofErr w:type="spellStart"/>
             <w:r>
               <w:rPr>
                 <w:szCs w:val="22"/>
                 <w:lang w:val="en-US"/>
               </w:rPr>
-              <w:t>Орел</w:t>
             </w:r>
             <w:proofErr w:type="spellEnd"/>
-          </w:p>
-        </w:tc>
-        <w:tc>
-          <w:tcPr>
-            <w:tcW w:w="1574" w:type="dxa"/>
-            <w:vAlign w:val="center"/>
-          </w:tcPr>
-          <w:p>
-            <w:pPr>
-              <w:pStyle w:val="af0"/>
-              <w:jc w:val="center"/>
-              <w:rPr>
-                <w:szCs w:val="22"/>
-                <w:lang w:val="en-US"/>
-              </w:rPr>
-            </w:pPr>
-            <w:r>
-              <w:rPr>
-                <w:szCs w:val="22"/>
-                <w:lang w:val="en-US"/>
-              </w:rPr>
-              <w:t>200,00</w:t>
-            </w:r>
-          </w:p>
-        </w:tc>
-        <w:tc>
-          <w:tcPr>
-            <w:tcW w:w="807" w:type="dxa"/>
-          </w:tcPr>
-          <w:p>
-            <w:pPr>
-              <w:pStyle w:val="af0"/>
-              <w:jc w:val="center"/>
-              <w:rPr>
-                <w:szCs w:val="22"/>
-                <w:lang w:val="en-US"/>
-              </w:rPr>
-            </w:pPr>
-            <w:r>
-              <w:rPr>
-                <w:szCs w:val="22"/>
-                <w:lang w:val="en-US"/>
-              </w:rPr>
-              <w:t>10%</w:t>
+            <w:r>
+              <w:rPr>
+                <w:szCs w:val="22"/>
+                <w:lang w:val="en-US"/>
+              </w:rPr>
             </w:r>
           </w:p>
         </w:tc>
@@ -1812,6 +2042,9 @@
                 <w:szCs w:val="22"/>
               </w:rPr>
             </w:pPr>
+            <w:r>
+              <w:t>2</w:t>
+            </w:r>
           </w:p>
         </w:tc>
         <w:tc>
@@ -1828,6 +2061,7 @@
                 <w:lang w:val="en-US"/>
               </w:rPr>
             </w:pPr>
+            <w:proofErr w:type="gramStart"/>
             <w:r>
               <w:rPr>
                 <w:szCs w:val="22"/>
@@ -1835,11 +2069,31 @@
               </w:rPr>
               <w:t>38499393</w:t>
             </w:r>
-          </w:p>
-        </w:tc>
-        <w:tc>
-          <w:tcPr>
-            <w:tcW w:w="1230" w:type="dxa"/>
+            <w:r>
+              <w:rPr>
+                <w:szCs w:val="22"/>
+              </w:rPr>
+            </w:r>
+            <w:proofErr w:type="spellStart"/>
+            <w:r>
+              <w:rPr>
+                <w:szCs w:val="22"/>
+                <w:lang w:val="en-US"/>
+              </w:rPr>
+            </w:r>
+            <w:proofErr w:type="spellEnd"/>
+            <w:proofErr w:type="gramEnd"/>
+            <w:r>
+              <w:rPr>
+                <w:szCs w:val="22"/>
+                <w:lang w:val="en-US"/>
+              </w:rPr>
+            </w:r>
+          </w:p>
+        </w:tc>
+        <w:tc>
+          <w:tcPr>
+            <w:tcW w:w="1747" w:type="dxa"/>
             <w:vAlign w:val="center"/>
           </w:tcPr>
           <w:p>
@@ -1856,15 +2110,7 @@
                 <w:szCs w:val="22"/>
                 <w:lang w:val="en-US"/>
               </w:rPr>
-              <w:t xml:space="preserve">Ибупрофен пор. </w:t>
-            </w:r>
-            <w:r>
-              <w:rPr>
-                <w:szCs w:val="22"/>
-                <w:lang w:val="en-US"/>
-              </w:rPr>
-              <w:lastRenderedPageBreak/>
-              <w:t xml:space="preserve">лиофил. д/приг. р-ра д/инъекц. и инф. 50 мг фл/в компл. с р-лем №1х1 Meone HealthCare </w:t>
+              <w:t>205604587</w:t>
             </w:r>
             <w:proofErr w:type="spellStart"/>
             <w:r>
@@ -1872,7 +2118,6 @@
                 <w:szCs w:val="22"/>
                 <w:lang w:val="en-US"/>
               </w:rPr>
-              <w:t>Pvt.Ltd</w:t>
             </w:r>
             <w:proofErr w:type="spellEnd"/>
             <w:r>
@@ -1880,22 +2125,12 @@
                 <w:szCs w:val="22"/>
                 <w:lang w:val="en-US"/>
               </w:rPr>
-              <w:t xml:space="preserve"> </w:t>
-            </w:r>
-            <w:proofErr w:type="spellStart"/>
-            <w:r>
-              <w:rPr>
-                <w:szCs w:val="22"/>
-                <w:lang w:val="en-US"/>
-              </w:rPr>
-              <w:t>Индия</w:t>
-            </w:r>
-            <w:proofErr w:type="spellEnd"/>
-          </w:p>
-        </w:tc>
-        <w:tc>
-          <w:tcPr>
-            <w:tcW w:w="1747" w:type="dxa"/>
+            </w:r>
+          </w:p>
+        </w:tc>
+        <w:tc>
+          <w:tcPr>
+            <w:tcW w:w="2019" w:type="dxa"/>
             <w:vAlign w:val="center"/>
           </w:tcPr>
           <w:p>
@@ -1912,14 +2147,27 @@
                 <w:szCs w:val="22"/>
                 <w:lang w:val="en-US"/>
               </w:rPr>
-              <w:lastRenderedPageBreak/>
-              <w:t>205604587</w:t>
-            </w:r>
-          </w:p>
-        </w:tc>
-        <w:tc>
-          <w:tcPr>
-            <w:tcW w:w="2019" w:type="dxa"/>
+              <w:t>13.01.2026</w:t>
+            </w:r>
+            <w:proofErr w:type="spellStart"/>
+            <w:r>
+              <w:rPr>
+                <w:szCs w:val="22"/>
+                <w:lang w:val="en-US"/>
+              </w:rPr>
+            </w:r>
+            <w:proofErr w:type="spellEnd"/>
+            <w:r>
+              <w:rPr>
+                <w:szCs w:val="22"/>
+                <w:lang w:val="en-US"/>
+              </w:rPr>
+            </w:r>
+          </w:p>
+        </w:tc>
+        <w:tc>
+          <w:tcPr>
+            <w:tcW w:w="2046" w:type="dxa"/>
             <w:vAlign w:val="center"/>
           </w:tcPr>
           <w:p>
@@ -1936,13 +2184,27 @@
                 <w:szCs w:val="22"/>
                 <w:lang w:val="en-US"/>
               </w:rPr>
-              <w:t>13.01.2026</w:t>
-            </w:r>
-          </w:p>
-        </w:tc>
-        <w:tc>
-          <w:tcPr>
-            <w:tcW w:w="1232" w:type="dxa"/>
+              <w:t>7720093523</w:t>
+            </w:r>
+            <w:proofErr w:type="spellStart"/>
+            <w:r>
+              <w:rPr>
+                <w:szCs w:val="22"/>
+                <w:lang w:val="en-US"/>
+              </w:rPr>
+            </w:r>
+            <w:proofErr w:type="spellEnd"/>
+            <w:r>
+              <w:rPr>
+                <w:szCs w:val="22"/>
+                <w:lang w:val="en-US"/>
+              </w:rPr>
+            </w:r>
+          </w:p>
+        </w:tc>
+        <w:tc>
+          <w:tcPr>
+            <w:tcW w:w="1418" w:type="dxa"/>
             <w:vAlign w:val="center"/>
           </w:tcPr>
           <w:p>
@@ -1959,13 +2221,26 @@
                 <w:szCs w:val="22"/>
                 <w:lang w:val="en-US"/>
               </w:rPr>
-              <w:t>7720093523</w:t>
-            </w:r>
-          </w:p>
-        </w:tc>
-        <w:tc>
-          <w:tcPr>
-            <w:tcW w:w="1427" w:type="dxa"/>
+              <w:t>150</w:t>
+            </w:r>
+            <w:proofErr w:type="spellStart"/>
+            <w:r>
+              <w:rPr>
+                <w:szCs w:val="22"/>
+              </w:rPr>
+            </w:r>
+            <w:proofErr w:type="spellEnd"/>
+            <w:r>
+              <w:rPr>
+                <w:szCs w:val="22"/>
+                <w:lang w:val="en-US"/>
+              </w:rPr>
+            </w:r>
+          </w:p>
+        </w:tc>
+        <w:tc>
+          <w:tcPr>
+            <w:tcW w:w="1275" w:type="dxa"/>
             <w:vAlign w:val="center"/>
           </w:tcPr>
           <w:p>
@@ -1977,18 +2252,37 @@
                 <w:lang w:val="en-US"/>
               </w:rPr>
             </w:pPr>
-            <w:r>
-              <w:rPr>
-                <w:szCs w:val="22"/>
-                <w:lang w:val="en-US"/>
-              </w:rPr>
-              <w:t>150</w:t>
-            </w:r>
-          </w:p>
-        </w:tc>
-        <w:tc>
-          <w:tcPr>
-            <w:tcW w:w="1134" w:type="dxa"/>
+            <w:proofErr w:type="gramStart"/>
+            <w:r>
+              <w:rPr>
+                <w:szCs w:val="22"/>
+                <w:lang w:val="en-US"/>
+              </w:rPr>
+              <w:t>шт.</w:t>
+            </w:r>
+            <w:r>
+              <w:rPr>
+                <w:szCs w:val="22"/>
+              </w:rPr>
+            </w:r>
+            <w:r>
+              <w:rPr>
+                <w:szCs w:val="22"/>
+                <w:lang w:val="en-US"/>
+              </w:rPr>
+            </w:r>
+            <w:proofErr w:type="gramEnd"/>
+            <w:r>
+              <w:rPr>
+                <w:szCs w:val="22"/>
+                <w:lang w:val="en-US"/>
+              </w:rPr>
+            </w:r>
+          </w:p>
+        </w:tc>
+        <w:tc>
+          <w:tcPr>
+            <w:tcW w:w="1701" w:type="dxa"/>
             <w:vAlign w:val="center"/>
           </w:tcPr>
           <w:p>
@@ -2005,13 +2299,27 @@
                 <w:szCs w:val="22"/>
                 <w:lang w:val="en-US"/>
               </w:rPr>
-              <w:t>шт.</w:t>
-            </w:r>
-          </w:p>
-        </w:tc>
-        <w:tc>
-          <w:tcPr>
-            <w:tcW w:w="1304" w:type="dxa"/>
+              <w:t>Курск</w:t>
+            </w:r>
+            <w:proofErr w:type="spellStart"/>
+            <w:r>
+              <w:rPr>
+                <w:szCs w:val="22"/>
+                <w:lang w:val="en-US"/>
+              </w:rPr>
+            </w:r>
+            <w:proofErr w:type="spellEnd"/>
+            <w:r>
+              <w:rPr>
+                <w:szCs w:val="22"/>
+                <w:lang w:val="en-US"/>
+              </w:rPr>
+            </w:r>
+          </w:p>
+        </w:tc>
+        <w:tc>
+          <w:tcPr>
+            <w:tcW w:w="2694" w:type="dxa"/>
             <w:vAlign w:val="center"/>
           </w:tcPr>
           <w:p>
@@ -2023,59 +2331,26 @@
                 <w:lang w:val="en-US"/>
               </w:rPr>
             </w:pPr>
+            <w:r>
+              <w:rPr>
+                <w:szCs w:val="22"/>
+                <w:lang w:val="en-US"/>
+              </w:rPr>
+              <w:t>200,00</w:t>
+            </w:r>
             <w:proofErr w:type="spellStart"/>
             <w:r>
               <w:rPr>
                 <w:szCs w:val="22"/>
                 <w:lang w:val="en-US"/>
               </w:rPr>
-              <w:t>Курск</w:t>
             </w:r>
             <w:proofErr w:type="spellEnd"/>
-          </w:p>
-        </w:tc>
-        <w:tc>
-          <w:tcPr>
-            <w:tcW w:w="1574" w:type="dxa"/>
-            <w:vAlign w:val="center"/>
-          </w:tcPr>
-          <w:p>
-            <w:pPr>
-              <w:pStyle w:val="af0"/>
-              <w:jc w:val="center"/>
-              <w:rPr>
-                <w:szCs w:val="22"/>
-                <w:lang w:val="en-US"/>
-              </w:rPr>
-            </w:pPr>
-            <w:r>
-              <w:rPr>
-                <w:szCs w:val="22"/>
-                <w:lang w:val="en-US"/>
-              </w:rPr>
-              <w:t>200,00</w:t>
-            </w:r>
-          </w:p>
-        </w:tc>
-        <w:tc>
-          <w:tcPr>
-            <w:tcW w:w="807" w:type="dxa"/>
-          </w:tcPr>
-          <w:p>
-            <w:pPr>
-              <w:pStyle w:val="af0"/>
-              <w:jc w:val="center"/>
-              <w:rPr>
-                <w:szCs w:val="22"/>
-                <w:lang w:val="en-US"/>
-              </w:rPr>
-            </w:pPr>
-            <w:r>
-              <w:rPr>
-                <w:szCs w:val="22"/>
-                <w:lang w:val="en-US"/>
-              </w:rPr>
-              <w:t>10%</w:t>
+            <w:r>
+              <w:rPr>
+                <w:szCs w:val="22"/>
+                <w:lang w:val="en-US"/>
+              </w:rPr>
             </w:r>
           </w:p>
         </w:tc>
@@ -2086,8 +2361,8 @@
         </w:trPr>
         <w:tc>
           <w:tcPr>
-            <w:tcW w:w="12356" w:type="dxa"/>
-            <w:gridSpan w:val="9"/>
+            <w:tcW w:w="12469" w:type="dxa"/>
+            <w:gridSpan w:val="8"/>
             <w:vAlign w:val="center"/>
           </w:tcPr>
           <w:p>
@@ -2111,8 +2386,7 @@
         </w:tc>
         <w:tc>
           <w:tcPr>
-            <w:tcW w:w="2381" w:type="dxa"/>
-            <w:gridSpan w:val="2"/>
+            <w:tcW w:w="2694" w:type="dxa"/>
             <w:vAlign w:val="center"/>
           </w:tcPr>
           <w:p>
@@ -2130,6 +2404,20 @@
                 <w:lang w:val="en-US"/>
               </w:rPr>
               <w:t>400,00</w:t>
+            </w:r>
+            <w:proofErr w:type="spellStart"/>
+            <w:r>
+              <w:rPr>
+                <w:sz w:val="24"/>
+                <w:lang w:val="en-US"/>
+              </w:rPr>
+            </w:r>
+            <w:proofErr w:type="spellEnd"/>
+            <w:r>
+              <w:rPr>
+                <w:sz w:val="24"/>
+                <w:lang w:val="en-US"/>
+              </w:rPr>
             </w:r>
           </w:p>
         </w:tc>
@@ -2191,6 +2479,24 @@
         </w:rPr>
         <w:t>5 123,00</w:t>
       </w:r>
+      <w:proofErr w:type="spellStart"/>
+      <w:r>
+        <w:rPr>
+          <w:b/>
+          <w:bCs/>
+          <w:iCs/>
+          <w:sz w:val="24"/>
+        </w:rPr>
+      </w:r>
+      <w:proofErr w:type="spellEnd"/>
+      <w:r>
+        <w:rPr>
+          <w:b/>
+          <w:bCs/>
+          <w:iCs/>
+          <w:sz w:val="24"/>
+        </w:rPr>
+      </w:r>
       <w:r>
         <w:rPr>
           <w:iCs/>
@@ -2203,6 +2509,16 @@
           <w:sz w:val="24"/>
         </w:rPr>
         <w:t>(пять тысяч сто двадцать три рубля 00 копеек)</w:t>
+      </w:r>
+      <w:r>
+        <w:rPr>
+          <w:sz w:val="24"/>
+        </w:rPr>
+      </w:r>
+      <w:r>
+        <w:rPr>
+          <w:sz w:val="24"/>
+        </w:rPr>
       </w:r>
     </w:p>
     <w:p>
@@ -2429,7 +2745,15 @@
           <w:iCs/>
         </w:rPr>
         <w:tab/>
-        <w:t xml:space="preserve">        </w:t>
+        <w:t xml:space="preserve">     </w:t>
+      </w:r>
+      <w:proofErr w:type="gramStart"/>
+      <w:r>
+        <w:rPr>
+          <w:bCs/>
+          <w:iCs/>
+        </w:rPr>
+        <w:t xml:space="preserve">   </w:t>
       </w:r>
       <w:r>
         <w:rPr>
@@ -2437,6 +2761,20 @@
           <w:iCs/>
         </w:rPr>
         <w:t>15.03.2026</w:t>
+      </w:r>
+      <w:proofErr w:type="gramEnd"/>
+      <w:r>
+        <w:rPr>
+          <w:bCs/>
+          <w:iCs/>
+          <w:lang w:val="en-US"/>
+        </w:rPr>
+      </w:r>
+      <w:r>
+        <w:rPr>
+          <w:bCs/>
+          <w:iCs/>
+        </w:rPr>
       </w:r>
     </w:p>
     <w:sectPr>
